--- a/WPA_Submission/docs/11_ชุดคำถาม_Mentimeter_Explore_AI_to_ESP32.docx
+++ b/WPA_Submission/docs/11_ชุดคำถาม_Mentimeter_Explore_AI_to_ESP32.docx
@@ -68,7 +68,93 @@
       </w:r>
     </w:p>
     <w:bookmarkEnd w:id="22"/>
-    <w:bookmarkStart w:id="23" w:name="การตั้งค่า-mentimeter-ที่แนะนำ"/>
+    <w:bookmarkStart w:id="24" w:name="ข้อมูลเข้าร่วม-mentimeter"/>
+    <w:p>
+      <w:pPr>
+        <w:pStyle w:val="Heading1"/>
+      </w:pPr>
+      <w:r>
+        <w:t xml:space="preserve">ข้อมูลเข้าร่วม Mentimeter</w:t>
+      </w:r>
+    </w:p>
+    <w:p>
+      <w:pPr>
+        <w:numPr>
+          <w:ilvl w:val="0"/>
+          <w:numId w:val="1002"/>
+        </w:numPr>
+        <w:pStyle w:val="Compact"/>
+      </w:pPr>
+      <w:r>
+        <w:t xml:space="preserve">ลิงก์ตรงสำหรับนักเรียน:</w:t>
+      </w:r>
+      <w:r>
+        <w:t xml:space="preserve"> </w:t>
+      </w:r>
+      <w:hyperlink r:id="rId23">
+        <w:r>
+          <w:rPr>
+            <w:rStyle w:val="Hyperlink"/>
+            <w:bCs/>
+            <w:b/>
+          </w:rPr>
+          <w:t xml:space="preserve">https://www.menti.com/alxdzgt83ktx</w:t>
+        </w:r>
+      </w:hyperlink>
+    </w:p>
+    <w:p>
+      <w:pPr>
+        <w:numPr>
+          <w:ilvl w:val="0"/>
+          <w:numId w:val="1002"/>
+        </w:numPr>
+        <w:pStyle w:val="Compact"/>
+      </w:pPr>
+      <w:r>
+        <w:t xml:space="preserve">รหัส Menti ปัจจุบัน:</w:t>
+      </w:r>
+      <w:r>
+        <w:t xml:space="preserve"> </w:t>
+      </w:r>
+      <w:r>
+        <w:rPr>
+          <w:bCs/>
+          <w:b/>
+        </w:rPr>
+        <w:t xml:space="preserve">7812 2870</w:t>
+      </w:r>
+    </w:p>
+    <w:p>
+      <w:pPr>
+        <w:numPr>
+          <w:ilvl w:val="0"/>
+          <w:numId w:val="1002"/>
+        </w:numPr>
+        <w:pStyle w:val="Compact"/>
+      </w:pPr>
+      <w:r>
+        <w:t xml:space="preserve">QR ในชุดเอกสาร:</w:t>
+      </w:r>
+      <w:r>
+        <w:t xml:space="preserve"> </w:t>
+      </w:r>
+      <w:r>
+        <w:rPr>
+          <w:rStyle w:val="VerbatimChar"/>
+        </w:rPr>
+        <w:t xml:space="preserve">media/QR_Mentimeter_Join.png</w:t>
+      </w:r>
+    </w:p>
+    <w:p>
+      <w:pPr>
+        <w:pStyle w:val="BlockText"/>
+      </w:pPr>
+      <w:r>
+        <w:t xml:space="preserve">รหัสตัวเลขอาจเปลี่ยนได้ตามการใช้งานของ Mentimeter จึงควรตรวจสอบอีกครั้งก่อนสอนจริง โดยใช้ลิงก์ตรงเป็นช่องทางหลัก</w:t>
+      </w:r>
+    </w:p>
+    <w:bookmarkEnd w:id="24"/>
+    <w:bookmarkStart w:id="25" w:name="การตั้งค่า-mentimeter-ที่แนะนำ"/>
     <w:p>
       <w:pPr>
         <w:pStyle w:val="Heading1"/>
@@ -344,8 +430,8 @@
         </w:tc>
       </w:tr>
     </w:tbl>
-    <w:bookmarkEnd w:id="23"/>
-    <w:bookmarkStart w:id="24" w:name="q1--open-ended"/>
+    <w:bookmarkEnd w:id="25"/>
+    <w:bookmarkStart w:id="26" w:name="q1--open-ended"/>
     <w:p>
       <w:pPr>
         <w:pStyle w:val="Heading1"/>
@@ -406,7 +492,7 @@
       <w:pPr>
         <w:numPr>
           <w:ilvl w:val="0"/>
-          <w:numId w:val="1002"/>
+          <w:numId w:val="1003"/>
         </w:numPr>
         <w:pStyle w:val="Compact"/>
       </w:pPr>
@@ -418,7 +504,7 @@
       <w:pPr>
         <w:numPr>
           <w:ilvl w:val="0"/>
-          <w:numId w:val="1002"/>
+          <w:numId w:val="1003"/>
         </w:numPr>
         <w:pStyle w:val="Compact"/>
       </w:pPr>
@@ -430,7 +516,7 @@
       <w:pPr>
         <w:numPr>
           <w:ilvl w:val="0"/>
-          <w:numId w:val="1002"/>
+          <w:numId w:val="1003"/>
         </w:numPr>
         <w:pStyle w:val="Compact"/>
       </w:pPr>
@@ -450,7 +536,7 @@
       <w:pPr>
         <w:numPr>
           <w:ilvl w:val="0"/>
-          <w:numId w:val="1003"/>
+          <w:numId w:val="1004"/>
         </w:numPr>
         <w:pStyle w:val="Compact"/>
       </w:pPr>
@@ -462,7 +548,7 @@
       <w:pPr>
         <w:numPr>
           <w:ilvl w:val="0"/>
-          <w:numId w:val="1003"/>
+          <w:numId w:val="1004"/>
         </w:numPr>
         <w:pStyle w:val="Compact"/>
       </w:pPr>
@@ -470,8 +556,8 @@
         <w:t xml:space="preserve">ถามว่า “หลักฐานนี้ตัดสาเหตุใดออกได้บ้าง?”</w:t>
       </w:r>
     </w:p>
-    <w:bookmarkEnd w:id="24"/>
-    <w:bookmarkStart w:id="25" w:name="q2--multiple-choice"/>
+    <w:bookmarkEnd w:id="26"/>
+    <w:bookmarkStart w:id="27" w:name="q2--multiple-choice"/>
     <w:p>
       <w:pPr>
         <w:pStyle w:val="Heading1"/>
@@ -510,7 +596,7 @@
       <w:pPr>
         <w:numPr>
           <w:ilvl w:val="0"/>
-          <w:numId w:val="1004"/>
+          <w:numId w:val="1005"/>
         </w:numPr>
         <w:pStyle w:val="Compact"/>
       </w:pPr>
@@ -522,7 +608,7 @@
       <w:pPr>
         <w:numPr>
           <w:ilvl w:val="0"/>
-          <w:numId w:val="1004"/>
+          <w:numId w:val="1005"/>
         </w:numPr>
         <w:pStyle w:val="Compact"/>
       </w:pPr>
@@ -576,7 +662,7 @@
       <w:pPr>
         <w:numPr>
           <w:ilvl w:val="0"/>
-          <w:numId w:val="1004"/>
+          <w:numId w:val="1005"/>
         </w:numPr>
         <w:pStyle w:val="Compact"/>
       </w:pPr>
@@ -588,7 +674,7 @@
       <w:pPr>
         <w:numPr>
           <w:ilvl w:val="0"/>
-          <w:numId w:val="1004"/>
+          <w:numId w:val="1005"/>
         </w:numPr>
         <w:pStyle w:val="Compact"/>
       </w:pPr>
@@ -620,7 +706,7 @@
       <w:pPr>
         <w:numPr>
           <w:ilvl w:val="0"/>
-          <w:numId w:val="1005"/>
+          <w:numId w:val="1006"/>
         </w:numPr>
         <w:pStyle w:val="Compact"/>
       </w:pPr>
@@ -632,7 +718,7 @@
       <w:pPr>
         <w:numPr>
           <w:ilvl w:val="0"/>
-          <w:numId w:val="1005"/>
+          <w:numId w:val="1006"/>
         </w:numPr>
         <w:pStyle w:val="Compact"/>
       </w:pPr>
@@ -656,8 +742,8 @@
         <w:t xml:space="preserve">“ถ้า AI ตรวจพบ Hand ถูกแล้ว แปลว่าส่วนใดผ่านการทดสอบแล้ว?”</w:t>
       </w:r>
     </w:p>
-    <w:bookmarkEnd w:id="25"/>
-    <w:bookmarkStart w:id="26" w:name="หลักฐานที่ควรเก็บสำหรับ-วpa"/>
+    <w:bookmarkEnd w:id="27"/>
+    <w:bookmarkStart w:id="28" w:name="หลักฐานที่ควรเก็บสำหรับ-วpa"/>
     <w:p>
       <w:pPr>
         <w:pStyle w:val="Heading1"/>
@@ -670,7 +756,7 @@
       <w:pPr>
         <w:numPr>
           <w:ilvl w:val="0"/>
-          <w:numId w:val="1006"/>
+          <w:numId w:val="1007"/>
         </w:numPr>
         <w:pStyle w:val="Compact"/>
       </w:pPr>
@@ -682,7 +768,7 @@
       <w:pPr>
         <w:numPr>
           <w:ilvl w:val="0"/>
-          <w:numId w:val="1006"/>
+          <w:numId w:val="1007"/>
         </w:numPr>
         <w:pStyle w:val="Compact"/>
       </w:pPr>
@@ -694,7 +780,7 @@
       <w:pPr>
         <w:numPr>
           <w:ilvl w:val="0"/>
-          <w:numId w:val="1006"/>
+          <w:numId w:val="1007"/>
         </w:numPr>
         <w:pStyle w:val="Compact"/>
       </w:pPr>
@@ -706,7 +792,7 @@
       <w:pPr>
         <w:numPr>
           <w:ilvl w:val="0"/>
-          <w:numId w:val="1006"/>
+          <w:numId w:val="1007"/>
         </w:numPr>
         <w:pStyle w:val="Compact"/>
       </w:pPr>
@@ -714,8 +800,8 @@
         <w:t xml:space="preserve">ใบกิจกรรมของกลุ่มที่สอดคล้องกับคำตอบ</w:t>
       </w:r>
     </w:p>
-    <w:bookmarkEnd w:id="26"/>
-    <w:bookmarkStart w:id="27" w:name="แผนสำรอง"/>
+    <w:bookmarkEnd w:id="28"/>
+    <w:bookmarkStart w:id="29" w:name="แผนสำรอง"/>
     <w:p>
       <w:pPr>
         <w:pStyle w:val="Heading1"/>
@@ -736,7 +822,7 @@
       <w:pPr>
         <w:numPr>
           <w:ilvl w:val="0"/>
-          <w:numId w:val="1007"/>
+          <w:numId w:val="1008"/>
         </w:numPr>
         <w:pStyle w:val="Compact"/>
       </w:pPr>
@@ -748,7 +834,7 @@
       <w:pPr>
         <w:numPr>
           <w:ilvl w:val="0"/>
-          <w:numId w:val="1007"/>
+          <w:numId w:val="1008"/>
         </w:numPr>
         <w:pStyle w:val="Compact"/>
       </w:pPr>
@@ -760,7 +846,7 @@
       <w:pPr>
         <w:numPr>
           <w:ilvl w:val="0"/>
-          <w:numId w:val="1007"/>
+          <w:numId w:val="1008"/>
         </w:numPr>
         <w:pStyle w:val="Compact"/>
       </w:pPr>
@@ -768,14 +854,14 @@
         <w:t xml:space="preserve">ครูเลือกคำตอบ 2–3 ตัวอย่างเข้าสู่ Explain เช่นเดิม</w:t>
       </w:r>
     </w:p>
-    <w:bookmarkEnd w:id="27"/>
-    <w:bookmarkStart w:id="29" w:name="ลิงก์เข้าร่วมสำหรับนักเรียน"/>
+    <w:bookmarkEnd w:id="29"/>
+    <w:bookmarkStart w:id="31" w:name="วิธีเข้าร่วมสำหรับนักเรียน"/>
     <w:p>
       <w:pPr>
         <w:pStyle w:val="Heading1"/>
       </w:pPr>
       <w:r>
-        <w:t xml:space="preserve">ลิงก์เข้าร่วมสำหรับนักเรียน</w:t>
+        <w:t xml:space="preserve">วิธีเข้าร่วมสำหรับนักเรียน</w:t>
       </w:r>
     </w:p>
     <w:p>
@@ -783,12 +869,64 @@
         <w:pStyle w:val="FirstParagraph"/>
       </w:pPr>
       <w:r>
+        <w:rPr>
+          <w:bCs/>
+          <w:b/>
+        </w:rPr>
+        <w:t xml:space="preserve">วิธีที่ 1 — แนะนำ:</w:t>
+      </w:r>
+      <w:r>
+        <w:t xml:space="preserve"> </w:t>
+      </w:r>
+      <w:r>
         <w:t xml:space="preserve">เปิด</w:t>
       </w:r>
       <w:r>
         <w:t xml:space="preserve"> </w:t>
       </w:r>
-      <w:hyperlink r:id="rId28">
+      <w:hyperlink r:id="rId23">
+        <w:r>
+          <w:rPr>
+            <w:rStyle w:val="Hyperlink"/>
+          </w:rPr>
+          <w:t xml:space="preserve">https://www.menti.com/alxdzgt83ktx</w:t>
+        </w:r>
+      </w:hyperlink>
+      <w:r>
+        <w:t xml:space="preserve"> </w:t>
+      </w:r>
+      <w:r>
+        <w:t xml:space="preserve">หรือสแกน</w:t>
+      </w:r>
+      <w:r>
+        <w:t xml:space="preserve"> </w:t>
+      </w:r>
+      <w:r>
+        <w:rPr>
+          <w:rStyle w:val="VerbatimChar"/>
+        </w:rPr>
+        <w:t xml:space="preserve">QR_Mentimeter_Join.png</w:t>
+      </w:r>
+      <w:r>
+        <w:br/>
+      </w:r>
+      <w:r>
+        <w:rPr>
+          <w:bCs/>
+          <w:b/>
+        </w:rPr>
+        <w:t xml:space="preserve">วิธีที่ 2:</w:t>
+      </w:r>
+      <w:r>
+        <w:t xml:space="preserve"> </w:t>
+      </w:r>
+      <w:r>
+        <w:t xml:space="preserve">เข้า</w:t>
+      </w:r>
+      <w:r>
+        <w:t xml:space="preserve"> </w:t>
+      </w:r>
+      <w:hyperlink r:id="rId30">
         <w:r>
           <w:rPr>
             <w:rStyle w:val="Hyperlink"/>
@@ -800,7 +938,17 @@
         <w:t xml:space="preserve"> </w:t>
       </w:r>
       <w:r>
-        <w:t xml:space="preserve">หรือสแกน QR ในสไลด์ แล้วกรอกรหัสจาก presentation ของครูในวันสอน</w:t>
+        <w:t xml:space="preserve">แล้วกรอกรหัส</w:t>
+      </w:r>
+      <w:r>
+        <w:t xml:space="preserve"> </w:t>
+      </w:r>
+      <w:r>
+        <w:rPr>
+          <w:bCs/>
+          <w:b/>
+        </w:rPr>
+        <w:t xml:space="preserve">7812 2870</w:t>
       </w:r>
     </w:p>
     <w:p>
@@ -808,10 +956,10 @@
         <w:pStyle w:val="BlockText"/>
       </w:pPr>
       <w:r>
-        <w:t xml:space="preserve">ไม่ใส่รหัสสมมติในไฟล์ เนื่องจากรหัสอาจเปลี่ยนตาม Mentimeter presentation/account</w:t>
-      </w:r>
-    </w:p>
-    <w:bookmarkEnd w:id="29"/>
+        <w:t xml:space="preserve">ก่อนเริ่มคาบให้ครูทดสอบลิงก์และตรวจว่ารหัสยังเป็นปัจจุบัน</w:t>
+      </w:r>
+    </w:p>
+    <w:bookmarkEnd w:id="31"/>
     <w:sectPr/>
   </w:body>
 </w:document>
@@ -1016,6 +1164,9 @@
     <w:abstractNumId w:val="991"/>
   </w:num>
   <w:num w:numId="1007">
+    <w:abstractNumId w:val="991"/>
+  </w:num>
+  <w:num w:numId="1008">
     <w:abstractNumId w:val="991"/>
   </w:num>
 </w:numbering>
